--- a/Барсук/КЕЙС 6 — Из Хайфы в Москву, иудаика и живопись.docx
+++ b/Барсук/КЕЙС 6 — Из Хайфы в Москву, иудаика и живопись.docx
@@ -28,21 +28,21 @@
           <w:sz w:val="24"/>
           <w:szCs w:val="24"/>
         </w:rPr>
-        <w:t xml:space="preserve">Религиозные предметы, старинное серебро и живопись в одном переезде дают сочетание, при котором таможенное оформление распадается на несколько разных процедур. Что-то регистрируется как культурные ценности, по чему-то требуется доказать обратное, и каждая категория проходит свой путь.</w:t>
-      </w:r>
-    </w:p>
-    <w:p>
-      <w:pPr>
-        <w:spacing w:after="200" w:line="312"/>
-        <w:jc w:val="both"/>
-      </w:pPr>
-      <w:r>
-        <w:rPr>
-          <w:rFonts w:ascii="Times New Roman" w:cs="Times New Roman" w:eastAsia="Times New Roman" w:hAnsi="Times New Roman"/>
-          <w:sz w:val="24"/>
-          <w:szCs w:val="24"/>
-        </w:rPr>
-        <w:t xml:space="preserve">Кейс Анны, возвращавшейся из Хайфы в Россию, показывает, как разводятся эти категории и зачем эксперта приглашают прямо на таможенный пост.</w:t>
+        <w:t xml:space="preserve">Религиозные предметы, старинное серебро и живопись в одном переезде дают сочетание, при котором таможенное оформление распадается на несколько параллельных процедур. Часть предметов регистрируется как культурные ценности, по другой части требуется доказать обратное, и каждая категория проходит собственный путь согласования.</w:t>
+      </w:r>
+    </w:p>
+    <w:p>
+      <w:pPr>
+        <w:spacing w:after="200" w:line="312"/>
+        <w:jc w:val="both"/>
+      </w:pPr>
+      <w:r>
+        <w:rPr>
+          <w:rFonts w:ascii="Times New Roman" w:cs="Times New Roman" w:eastAsia="Times New Roman" w:hAnsi="Times New Roman"/>
+          <w:sz w:val="24"/>
+          <w:szCs w:val="24"/>
+        </w:rPr>
+        <w:t xml:space="preserve">Кейс Анны, возвращавшейся из Хайфы в Россию, показывает, как разводятся эти категории на практике и зачем аккредитованного эксперта приглашают прямо на таможенный пост.</w:t>
       </w:r>
     </w:p>
     <w:p>
@@ -71,21 +71,21 @@
           <w:sz w:val="24"/>
           <w:szCs w:val="24"/>
         </w:rPr>
-        <w:t xml:space="preserve">Анна перевозила 6,5 м³ имущества общим весом 890 кг по маршруту Хайфа — Новороссийск — Москва. Состав был необычным для бытового переезда: книги на иврите и русском языке, издания до 1945 года, предметы иудаики, старинные серебряные подсвечники, картины современных израильских художников и одежда.</w:t>
-      </w:r>
-    </w:p>
-    <w:p>
-      <w:pPr>
-        <w:spacing w:after="200" w:line="312"/>
-        <w:jc w:val="both"/>
-      </w:pPr>
-      <w:r>
-        <w:rPr>
-          <w:rFonts w:ascii="Times New Roman" w:cs="Times New Roman" w:eastAsia="Times New Roman" w:hAnsi="Times New Roman"/>
-          <w:sz w:val="24"/>
-          <w:szCs w:val="24"/>
-        </w:rPr>
-        <w:t xml:space="preserve">Задача состояла в бережной перевозке и корректном оформлении предметов, часть которых подпадает под режим культурных ценностей.</w:t>
+        <w:t xml:space="preserve">Анна перевозила 6,5 м³ имущества общим весом 890 кг по маршруту Хайфа — Новороссийск — Москва, и состав груза оказался необычным для бытового переезда. В него вошли книги на иврите и русском языке, издания до 1945 года, предметы иудаики, старинные серебряные подсвечники, картины современных израильских художников и повседневная одежда.</w:t>
+      </w:r>
+    </w:p>
+    <w:p>
+      <w:pPr>
+        <w:spacing w:after="200" w:line="312"/>
+        <w:jc w:val="both"/>
+      </w:pPr>
+      <w:r>
+        <w:rPr>
+          <w:rFonts w:ascii="Times New Roman" w:cs="Times New Roman" w:eastAsia="Times New Roman" w:hAnsi="Times New Roman"/>
+          <w:sz w:val="24"/>
+          <w:szCs w:val="24"/>
+        </w:rPr>
+        <w:t xml:space="preserve">Задача состояла в бережной перевозке и корректном оформлении предметов, значительная часть которых подпадает под режим культурных ценностей со всеми сопутствующими требованиями к документам.</w:t>
       </w:r>
     </w:p>
     <w:p>
@@ -130,21 +130,21 @@
           <w:sz w:val="24"/>
           <w:szCs w:val="24"/>
         </w:rPr>
-        <w:t xml:space="preserve">Упаковку организовали на месте, в Хайфе. Серебряные изделия и картины поместили в защитные кофры из влагоотталкивающей фанеры, рассчитанные на морской участок маршрута.</w:t>
-      </w:r>
-    </w:p>
-    <w:p>
-      <w:pPr>
-        <w:spacing w:after="200" w:line="312"/>
-        <w:jc w:val="both"/>
-      </w:pPr>
-      <w:r>
-        <w:rPr>
-          <w:rFonts w:ascii="Times New Roman" w:cs="Times New Roman" w:eastAsia="Times New Roman" w:hAnsi="Times New Roman"/>
-          <w:sz w:val="24"/>
-          <w:szCs w:val="24"/>
-        </w:rPr>
-        <w:t xml:space="preserve">Параллельно подготовили опись, сделали фото и подробное описание каждого предмета искусства. Эти материалы понадобились позже, на экспертизе.</w:t>
+        <w:t xml:space="preserve">Упаковку организовали на месте, в Хайфе, силами наших специалистов. Серебряные изделия и картины поместили в защитные кофры из влагоотталкивающей фанеры, рассчитанные на морской участок маршрута с его влажностью и перепадами температуры.</w:t>
+      </w:r>
+    </w:p>
+    <w:p>
+      <w:pPr>
+        <w:spacing w:after="200" w:line="312"/>
+        <w:jc w:val="both"/>
+      </w:pPr>
+      <w:r>
+        <w:rPr>
+          <w:rFonts w:ascii="Times New Roman" w:cs="Times New Roman" w:eastAsia="Times New Roman" w:hAnsi="Times New Roman"/>
+          <w:sz w:val="24"/>
+          <w:szCs w:val="24"/>
+        </w:rPr>
+        <w:t xml:space="preserve">Параллельно подготовили опись, сделали фото и подробное описание каждого предмета искусства. Эти материалы понадобились позже, на экспертизе, когда потребовалось подтверждать статус каждой позиции отдельно.</w:t>
       </w:r>
     </w:p>
     <w:p>
@@ -173,21 +173,21 @@
           <w:sz w:val="24"/>
           <w:szCs w:val="24"/>
         </w:rPr>
-        <w:t xml:space="preserve">На российской таможне привлекли аттестованного эксперта по культурным ценностям, и работа разделилась на два направления.</w:t>
-      </w:r>
-    </w:p>
-    <w:p>
-      <w:pPr>
-        <w:spacing w:after="200" w:line="312"/>
-        <w:jc w:val="both"/>
-      </w:pPr>
-      <w:r>
-        <w:rPr>
-          <w:rFonts w:ascii="Times New Roman" w:cs="Times New Roman" w:eastAsia="Times New Roman" w:hAnsi="Times New Roman"/>
-          <w:sz w:val="24"/>
-          <w:szCs w:val="24"/>
-        </w:rPr>
-        <w:t xml:space="preserve">Старинные подсвечники и книги старше пятидесяти лет зарегистрировали как культурные ценности. По современным картинам оформили документы, подтверждающие отсутствие признаков культурного наследия, что позволило выпустить их беспрепятственно.</w:t>
+        <w:t xml:space="preserve">На российской таможне привлекли аттестованного эксперта по культурным ценностям, и с этого момента работа разделилась на два независимых направления.</w:t>
+      </w:r>
+    </w:p>
+    <w:p>
+      <w:pPr>
+        <w:spacing w:after="200" w:line="312"/>
+        <w:jc w:val="both"/>
+      </w:pPr>
+      <w:r>
+        <w:rPr>
+          <w:rFonts w:ascii="Times New Roman" w:cs="Times New Roman" w:eastAsia="Times New Roman" w:hAnsi="Times New Roman"/>
+          <w:sz w:val="24"/>
+          <w:szCs w:val="24"/>
+        </w:rPr>
+        <w:t xml:space="preserve">Старинные подсвечники и книги старше пятидесяти лет зарегистрировали как культурные ценности и оформили по установленному для них порядку. По современным картинам, напротив, подготовили документы, подтверждающие отсутствие признаков культурного наследия, что позволило выпустить их беспрепятственно и без дополнительных согласований.</w:t>
       </w:r>
     </w:p>
     <w:p>
@@ -232,7 +232,7 @@
           <w:sz w:val="24"/>
           <w:szCs w:val="24"/>
         </w:rPr>
-        <w:t xml:space="preserve">Маршрут прошёл через Новороссийск с дальнейшей доставкой в Москву. Общий срок составил 68 дней.</w:t>
+        <w:t xml:space="preserve">Маршрут прошёл морем до Новороссийска с дальнейшей автомобильной доставкой в Москву, а общий срок от погрузки в Хайфе до выдачи груза составил 68 дней.</w:t>
       </w:r>
     </w:p>
     <w:p>
@@ -261,21 +261,21 @@
           <w:sz w:val="24"/>
           <w:szCs w:val="24"/>
         </w:rPr>
-        <w:t xml:space="preserve">Документы подготовили и согласовали заранее, под льготный таможенный ввоз всего груза без оплаты таможенных платежей. Культурные ценности оформили под освобождение от платежей, а современные произведения искусства выпустили без задержек.</w:t>
-      </w:r>
-    </w:p>
-    <w:p>
-      <w:pPr>
-        <w:spacing w:after="200" w:line="312"/>
-        <w:jc w:val="both"/>
-      </w:pPr>
-      <w:r>
-        <w:rPr>
-          <w:rFonts w:ascii="Times New Roman" w:cs="Times New Roman" w:eastAsia="Times New Roman" w:hAnsi="Times New Roman"/>
-          <w:sz w:val="24"/>
-          <w:szCs w:val="24"/>
-        </w:rPr>
-        <w:t xml:space="preserve">Кейс Анны подтверждает, что произведения искусства в переезде требуют не осторожности, а классификации. Когда понятно, что относится к культурным ценностям, а что нет, обе категории проходят таможню одинаково спокойно.</w:t>
+        <w:t xml:space="preserve">Документы подготовили и согласовали заранее, под льготный таможенный ввоз всего груза без оплаты таможенных платежей. Культурные ценности оформили под освобождение от платежей, а современные произведения искусства выпустили без задержек на посту.</w:t>
+      </w:r>
+    </w:p>
+    <w:p>
+      <w:pPr>
+        <w:spacing w:after="200" w:line="312"/>
+        <w:jc w:val="both"/>
+      </w:pPr>
+      <w:r>
+        <w:rPr>
+          <w:rFonts w:ascii="Times New Roman" w:cs="Times New Roman" w:eastAsia="Times New Roman" w:hAnsi="Times New Roman"/>
+          <w:sz w:val="24"/>
+          <w:szCs w:val="24"/>
+        </w:rPr>
+        <w:t xml:space="preserve">Кейс Анны подтверждает, что произведения искусства в личном переезде требуют не осторожности, а классификации. Когда заранее понятно, что относится к культурным ценностям и что к ним не относится, обе категории проходят таможню одинаково спокойно.</w:t>
       </w:r>
     </w:p>
     <w:sectPr>

--- a/Барсук/КЕЙС 6 — Из Хайфы в Москву, иудаика и живопись.docx
+++ b/Барсук/КЕЙС 6 — Из Хайфы в Москву, иудаика и живопись.docx
@@ -71,7 +71,7 @@
           <w:sz w:val="24"/>
           <w:szCs w:val="24"/>
         </w:rPr>
-        <w:t xml:space="preserve">Анна перевозила 6,5 м³ имущества общим весом 890 кг по маршруту Хайфа — Новороссийск — Москва, и состав груза оказался необычным для бытового переезда. В него вошли книги на иврите и русском языке, издания до 1945 года, предметы иудаики, старинные серебряные подсвечники, картины современных израильских художников и повседневная одежда.</w:t>
+        <w:t xml:space="preserve">Анна перевозила 6,5 м³ имущества общим весом 890 кг по маршруту Хайфа — Новороссийск — Москва, и состав груза оказался необычным для бытового переезда. В него вошли книги на иврите и русском языке, издания до 1945 года, предметы иудаики, старинные серебряные подсвечники, картины современных израильских художников и повседневная одежда. Каждая категория требовала своего решения.</w:t>
       </w:r>
     </w:p>
     <w:p>
@@ -173,7 +173,7 @@
           <w:sz w:val="24"/>
           <w:szCs w:val="24"/>
         </w:rPr>
-        <w:t xml:space="preserve">На российской таможне привлекли аттестованного эксперта по культурным ценностям, и с этого момента работа разделилась на два независимых направления.</w:t>
+        <w:t xml:space="preserve">На российской таможне привлекли аттестованного эксперта по культурным ценностям, и с этого момента работа разделилась на два направления. Задачи оказались противоположными.</w:t>
       </w:r>
     </w:p>
     <w:p>
